--- a/Docs/SecurityDocs/SD13-SIMPLE LOAN AGREEMENT (FOR AGRICULTURAL ADVANCES).docx
+++ b/Docs/SecurityDocs/SD13-SIMPLE LOAN AGREEMENT (FOR AGRICULTURAL ADVANCES).docx
@@ -1,6 +1,6 @@
 
 <file path=word/document.xml><?xml version="1.0" encoding="utf-8"?>
-<w:document xmlns:wpc="http://schemas.microsoft.com/office/word/2010/wordprocessingCanvas" xmlns:cx="http://schemas.microsoft.com/office/drawing/2014/chartex" xmlns:cx1="http://schemas.microsoft.com/office/drawing/2015/9/8/chartex" xmlns:cx2="http://schemas.microsoft.com/office/drawing/2015/10/21/chartex" xmlns:cx3="http://schemas.microsoft.com/office/drawing/2016/5/9/chartex" xmlns:cx4="http://schemas.microsoft.com/office/drawing/2016/5/10/chartex" xmlns:cx5="http://schemas.microsoft.com/office/drawing/2016/5/11/chartex" xmlns:cx6="http://schemas.microsoft.com/office/drawing/2016/5/12/chartex" xmlns:cx7="http://schemas.microsoft.com/office/drawing/2016/5/13/chartex" xmlns:cx8="http://schemas.microsoft.com/office/drawing/2016/5/14/chartex" xmlns:mc="http://schemas.openxmlformats.org/markup-compatibility/2006" xmlns:aink="http://schemas.microsoft.com/office/drawing/2016/ink" xmlns:am3d="http://schemas.microsoft.com/office/drawing/2017/model3d" xmlns:o="urn:schemas-microsoft-com:office:office" xmlns:oel="http://schemas.microsoft.com/office/2019/extlst" xmlns:r="http://schemas.openxmlformats.org/officeDocument/2006/relationships" xmlns:m="http://schemas.openxmlformats.org/officeDocument/2006/math" xmlns:v="urn:schemas-microsoft-com:vml" xmlns:wp14="http://schemas.microsoft.com/office/word/2010/wordprocessingDrawing" xmlns:wp="http://schemas.openxmlformats.org/drawingml/2006/wordprocessingDrawing" xmlns:w10="urn:schemas-microsoft-com:office:word" xmlns:w="http://schemas.openxmlformats.org/wordprocessingml/2006/main" xmlns:w14="http://schemas.microsoft.com/office/word/2010/wordml" xmlns:w15="http://schemas.microsoft.com/office/word/2012/wordml" xmlns:w16cei="http://schemas.microsoft.com/office/word/2026/wordml/cei" xmlns:w16cex="http://schemas.microsoft.com/office/word/2018/wordml/cex" xmlns:w16cid="http://schemas.microsoft.com/office/word/2016/wordml/cid" xmlns:w16="http://schemas.microsoft.com/office/word/2018/wordml" xmlns:w16du="http://schemas.microsoft.com/office/word/2023/wordml/word16du" xmlns:w16sdtdh="http://schemas.microsoft.com/office/word/2020/wordml/sdtdatahash" xmlns:w16sdtfl="http://schemas.microsoft.com/office/word/2024/wordml/sdtformatlock" xmlns:w16se="http://schemas.microsoft.com/office/word/2015/wordml/symex" xmlns:wpg="http://schemas.microsoft.com/office/word/2010/wordprocessingGroup" xmlns:wpi="http://schemas.microsoft.com/office/word/2010/wordprocessingInk" xmlns:wne="http://schemas.microsoft.com/office/word/2006/wordml" xmlns:wps="http://schemas.microsoft.com/office/word/2010/wordprocessingShape" mc:Ignorable="w14 w15 w16se w16cid w16 w16cex w16sdtdh w16sdtfl w16du wp14">
+<w:document xmlns:wpc="http://schemas.microsoft.com/office/word/2010/wordprocessingCanvas" xmlns:cx="http://schemas.microsoft.com/office/drawing/2014/chartex" xmlns:cx1="http://schemas.microsoft.com/office/drawing/2015/9/8/chartex" xmlns:cx2="http://schemas.microsoft.com/office/drawing/2015/10/21/chartex" xmlns:cx3="http://schemas.microsoft.com/office/drawing/2016/5/9/chartex" xmlns:cx4="http://schemas.microsoft.com/office/drawing/2016/5/10/chartex" xmlns:cx5="http://schemas.microsoft.com/office/drawing/2016/5/11/chartex" xmlns:cx6="http://schemas.microsoft.com/office/drawing/2016/5/12/chartex" xmlns:cx7="http://schemas.microsoft.com/office/drawing/2016/5/13/chartex" xmlns:cx8="http://schemas.microsoft.com/office/drawing/2016/5/14/chartex" xmlns:mc="http://schemas.openxmlformats.org/markup-compatibility/2006" xmlns:aink="http://schemas.microsoft.com/office/drawing/2016/ink" xmlns:am3d="http://schemas.microsoft.com/office/drawing/2017/model3d" xmlns:o="urn:schemas-microsoft-com:office:office" xmlns:oel="http://schemas.microsoft.com/office/2019/extlst" xmlns:r="http://schemas.openxmlformats.org/officeDocument/2006/relationships" xmlns:m="http://schemas.openxmlformats.org/officeDocument/2006/math" xmlns:v="urn:schemas-microsoft-com:vml" xmlns:wp14="http://schemas.microsoft.com/office/word/2010/wordprocessingDrawing" xmlns:wp="http://schemas.openxmlformats.org/drawingml/2006/wordprocessingDrawing" xmlns:w10="urn:schemas-microsoft-com:office:word" xmlns:w="http://schemas.openxmlformats.org/wordprocessingml/2006/main" xmlns:w14="http://schemas.microsoft.com/office/word/2010/wordml" xmlns:w15="http://schemas.microsoft.com/office/word/2012/wordml" xmlns:w16cex="http://schemas.microsoft.com/office/word/2018/wordml/cex" xmlns:w16cid="http://schemas.microsoft.com/office/word/2016/wordml/cid" xmlns:w16="http://schemas.microsoft.com/office/word/2018/wordml" xmlns:w16du="http://schemas.microsoft.com/office/word/2023/wordml/word16du" xmlns:w16sdtdh="http://schemas.microsoft.com/office/word/2020/wordml/sdtdatahash" xmlns:w16sdtfl="http://schemas.microsoft.com/office/word/2024/wordml/sdtformatlock" xmlns:w16se="http://schemas.microsoft.com/office/word/2015/wordml/symex" xmlns:wpg="http://schemas.microsoft.com/office/word/2010/wordprocessingGroup" xmlns:wpi="http://schemas.microsoft.com/office/word/2010/wordprocessingInk" xmlns:wne="http://schemas.microsoft.com/office/word/2006/wordml" xmlns:wps="http://schemas.microsoft.com/office/word/2010/wordprocessingShape" mc:Ignorable="w14 w15 w16se w16cid w16 w16cex w16sdtdh w16sdtfl w16du wp14">
   <w:body>
     <w:p>
       <w:pPr>
@@ -26,7 +26,17 @@
     </w:p>
     <w:p>
       <w:r>
-        <w:t xml:space="preserve">Branch {{BRANCH_NAME}} </w:t>
+        <w:t xml:space="preserve">Branch </w:t>
+      </w:r>
+      <w:r>
+        <w:rPr>
+          <w:b/>
+          <w:bCs/>
+        </w:rPr>
+        <w:t>{{BRANCH_NAME}}</w:t>
+      </w:r>
+      <w:r>
+        <w:t xml:space="preserve"> </w:t>
       </w:r>
     </w:p>
     <w:p/>
@@ -35,7 +45,57 @@
         <w:jc w:val="both"/>
       </w:pPr>
       <w:r>
-        <w:t>IN CONSIDERATION OF Union Bank of India (hereinafter called "the Bank") at the request of {{BORROWER_NAME}} Residing at {{BORROWER_ADDRESS}} (hereinafter called "the Borrower/s" more fully described in Schedule I hereunder, which expression shall include its heirs, administrators, executors, Trustees, members, Survivor(s) and Successors-in-interest as the case may be, unless repugnant to the context thereto) having from time to time advanced/agreed to advance a loan of Rs. {{LOAN_AMOUNT_FIGURE}} (hereinafter called "the loan" or "loan account" depending on the context) granted by the Bank to enable the Borrower to carry out the purpose for which the loan is granted on the terms and conditions conveyed to the Borrower by the Bank vide Sanction Letter No {{SANCTION_LETTER_NO}} dated {{SANCTION_DATE}} and those terms &amp; conditions shall be treated as part and parcel of this Agreement.</w:t>
+        <w:t xml:space="preserve">IN CONSIDERATION OF Union Bank of India (hereinafter called "the Bank") at the request of </w:t>
+      </w:r>
+      <w:r>
+        <w:rPr>
+          <w:b/>
+          <w:bCs/>
+        </w:rPr>
+        <w:t>{{BORROWER_NAME}}</w:t>
+      </w:r>
+      <w:r>
+        <w:t xml:space="preserve"> Residing at </w:t>
+      </w:r>
+      <w:r>
+        <w:rPr>
+          <w:b/>
+          <w:bCs/>
+        </w:rPr>
+        <w:t>{{BORROWER_ADDRESS}}</w:t>
+      </w:r>
+      <w:r>
+        <w:t xml:space="preserve"> (hereinafter called "the Borrower/s" more fully described in Schedule I hereunder, which expression shall include its heirs, administrators, executors, Trustees, members, Survivor(s) and Successors-in-interest as the case may be, unless repugnant to the context thereto) having from time to time advanced/agreed to advance a loan of Rs. </w:t>
+      </w:r>
+      <w:r>
+        <w:rPr>
+          <w:b/>
+          <w:bCs/>
+        </w:rPr>
+        <w:t>{{LOAN_AMOUNT_FIGURE}}</w:t>
+      </w:r>
+      <w:r>
+        <w:t xml:space="preserve"> (hereinafter called "the loan" or "loan account" depending on the context) granted by the Bank to enable the Borrower to carry out the purpose for which the loan is granted on the terms and conditions conveyed to the Borrower by the Bank vide Sanction Letter No </w:t>
+      </w:r>
+      <w:r>
+        <w:rPr>
+          <w:b/>
+          <w:bCs/>
+        </w:rPr>
+        <w:t>{{SANCTION_LETTER_NO}}</w:t>
+      </w:r>
+      <w:r>
+        <w:t xml:space="preserve"> dated </w:t>
+      </w:r>
+      <w:r>
+        <w:rPr>
+          <w:b/>
+          <w:bCs/>
+        </w:rPr>
+        <w:t>{{SANCTION_DATE}}</w:t>
+      </w:r>
+      <w:r>
+        <w:t xml:space="preserve"> and those terms &amp; conditions shall be treated as part and parcel of this Agreement.</w:t>
       </w:r>
     </w:p>
     <w:p>
@@ -55,7 +115,15 @@
         <w:jc w:val="both"/>
       </w:pPr>
       <w:r>
-        <w:t xml:space="preserve">The Borrower's application shall constitute the basis of this agreement and of the loan to be advanced by the Bank hereunder and the Borrower hereby confirms the correctness of each and every statement and particulars therein setforth. </w:t>
+        <w:t xml:space="preserve">The Borrower's application shall constitute the basis of this agreement and of the loan to be advanced by the Bank hereunder and the Borrower hereby confirms the correctness of each and every statement and particulars therein </w:t>
+      </w:r>
+      <w:proofErr w:type="spellStart"/>
+      <w:r>
+        <w:t>setforth</w:t>
+      </w:r>
+      <w:proofErr w:type="spellEnd"/>
+      <w:r>
+        <w:t xml:space="preserve">. </w:t>
       </w:r>
     </w:p>
     <w:p>
@@ -127,8 +195,17 @@
                 <w:b/>
                 <w:bCs/>
               </w:rPr>
-              <w:t>Amount of installment</w:t>
-            </w:r>
+              <w:t xml:space="preserve">Amount of </w:t>
+            </w:r>
+            <w:proofErr w:type="spellStart"/>
+            <w:r>
+              <w:rPr>
+                <w:b/>
+                <w:bCs/>
+              </w:rPr>
+              <w:t>installment</w:t>
+            </w:r>
+            <w:proofErr w:type="spellEnd"/>
           </w:p>
         </w:tc>
         <w:tc>
@@ -183,7 +260,17 @@
             <w:hideMark/>
           </w:tcPr>
           <w:p>
-            <w:r>
+            <w:pPr>
+              <w:rPr>
+                <w:b/>
+                <w:bCs/>
+              </w:rPr>
+            </w:pPr>
+            <w:r>
+              <w:rPr>
+                <w:b/>
+                <w:bCs/>
+              </w:rPr>
               <w:t>{{EMI_AMOUNT_FIGURE}}</w:t>
             </w:r>
           </w:p>
@@ -207,7 +294,17 @@
             <w:hideMark/>
           </w:tcPr>
           <w:p>
-            <w:r>
+            <w:pPr>
+              <w:rPr>
+                <w:b/>
+                <w:bCs/>
+              </w:rPr>
+            </w:pPr>
+            <w:r>
+              <w:rPr>
+                <w:b/>
+                <w:bCs/>
+              </w:rPr>
               <w:t>{{DATE}}</w:t>
             </w:r>
           </w:p>
@@ -234,152 +331,263 @@
     </w:p>
     <w:p>
       <w:pPr>
+        <w:ind w:left="426"/>
+        <w:jc w:val="both"/>
+      </w:pPr>
+      <w:proofErr w:type="spellStart"/>
+      <w:r>
+        <w:t>i</w:t>
+      </w:r>
+      <w:proofErr w:type="spellEnd"/>
+      <w:r>
+        <w:t xml:space="preserve">) </w:t>
+      </w:r>
+      <w:r>
+        <w:rPr>
+          <w:b/>
+          <w:bCs/>
+        </w:rPr>
+        <w:t>{{</w:t>
+      </w:r>
+      <w:r>
+        <w:rPr>
+          <w:b/>
+          <w:bCs/>
+        </w:rPr>
+        <w:t>FIXED_</w:t>
+      </w:r>
+      <w:r>
+        <w:rPr>
+          <w:b/>
+          <w:bCs/>
+        </w:rPr>
+        <w:t>INTEREST_RATE}}</w:t>
+      </w:r>
+      <w:r>
+        <w:t xml:space="preserve"> percentage per annum with </w:t>
+      </w:r>
+      <w:r>
+        <w:rPr>
+          <w:b/>
+          <w:bCs/>
+        </w:rPr>
+        <w:t>{{</w:t>
+      </w:r>
+      <w:r>
+        <w:rPr>
+          <w:b/>
+          <w:bCs/>
+        </w:rPr>
+        <w:t>FIXED_</w:t>
+      </w:r>
+      <w:r>
+        <w:rPr>
+          <w:b/>
+          <w:bCs/>
+        </w:rPr>
+        <w:t>INTEREST_RESTS}}</w:t>
+      </w:r>
+      <w:r>
+        <w:t xml:space="preserve"> rests </w:t>
+      </w:r>
+    </w:p>
+    <w:p>
+      <w:pPr>
+        <w:ind w:left="426"/>
+        <w:jc w:val="center"/>
+        <w:rPr>
+          <w:b/>
+          <w:bCs/>
+        </w:rPr>
+      </w:pPr>
+      <w:r>
+        <w:rPr>
+          <w:b/>
+          <w:bCs/>
+        </w:rPr>
+        <w:lastRenderedPageBreak/>
+        <w:t>or</w:t>
+      </w:r>
+    </w:p>
+    <w:p>
+      <w:pPr>
+        <w:ind w:left="426"/>
+        <w:jc w:val="both"/>
+      </w:pPr>
+      <w:r>
+        <w:t xml:space="preserve">ii) </w:t>
+      </w:r>
+      <w:r>
+        <w:rPr>
+          <w:b/>
+          <w:bCs/>
+        </w:rPr>
+        <w:t>{{MCLR</w:t>
+      </w:r>
+      <w:r>
+        <w:rPr>
+          <w:b/>
+          <w:bCs/>
+        </w:rPr>
+        <w:t>_APPLICABLE</w:t>
+      </w:r>
+      <w:r>
+        <w:rPr>
+          <w:b/>
+          <w:bCs/>
+        </w:rPr>
+        <w:t>_RATE}}</w:t>
+      </w:r>
+      <w:r>
+        <w:t xml:space="preserve"> % per annum being the applicable Bank's lending rate/ 1 yr/2Yr/3Yr/6M/3M/1M/Overnight </w:t>
+      </w:r>
+      <w:r>
+        <w:t xml:space="preserve">- </w:t>
+      </w:r>
+      <w:r>
+        <w:t xml:space="preserve">MCLR rate which is </w:t>
+      </w:r>
+      <w:r>
+        <w:rPr>
+          <w:b/>
+          <w:bCs/>
+        </w:rPr>
+        <w:t>{{MCLR_CURRENT_RATE}}</w:t>
+      </w:r>
+      <w:r>
+        <w:t xml:space="preserve"> % per annum at present plus spread of </w:t>
+      </w:r>
+      <w:r>
+        <w:rPr>
+          <w:b/>
+          <w:bCs/>
+        </w:rPr>
+        <w:t xml:space="preserve">{{MCLR_SPREAD_RATE}} </w:t>
+      </w:r>
+      <w:r>
+        <w:t xml:space="preserve">% per monthly/quarterly/Half Yearly / Annual rests </w:t>
+      </w:r>
+    </w:p>
+    <w:p>
+      <w:pPr>
+        <w:ind w:left="426"/>
+        <w:jc w:val="center"/>
+        <w:rPr>
+          <w:b/>
+          <w:bCs/>
+        </w:rPr>
+      </w:pPr>
+      <w:r>
+        <w:rPr>
+          <w:b/>
+          <w:bCs/>
+        </w:rPr>
+        <w:t>or</w:t>
+      </w:r>
+    </w:p>
+    <w:p>
+      <w:pPr>
+        <w:ind w:left="426"/>
+        <w:jc w:val="both"/>
+      </w:pPr>
+      <w:r>
+        <w:t xml:space="preserve">iii) </w:t>
+      </w:r>
+      <w:r>
+        <w:rPr>
+          <w:b/>
+          <w:bCs/>
+        </w:rPr>
+        <w:t>{{</w:t>
+      </w:r>
+      <w:r>
+        <w:rPr>
+          <w:b/>
+          <w:bCs/>
+        </w:rPr>
+        <w:t>EBLR_APPLICABLE</w:t>
+      </w:r>
+      <w:r>
+        <w:rPr>
+          <w:b/>
+          <w:bCs/>
+        </w:rPr>
+        <w:t>_RATE}}</w:t>
+      </w:r>
+      <w:r>
+        <w:t xml:space="preserve"> % per annum being EBLR rate (comprising of RBI Repo Rate and Spread) which is </w:t>
+      </w:r>
+      <w:r>
+        <w:rPr>
+          <w:b/>
+          <w:bCs/>
+        </w:rPr>
+        <w:t>{{EBLR</w:t>
+      </w:r>
+      <w:r>
+        <w:rPr>
+          <w:b/>
+          <w:bCs/>
+        </w:rPr>
+        <w:t>_CURRENT</w:t>
+      </w:r>
+      <w:r>
+        <w:rPr>
+          <w:b/>
+          <w:bCs/>
+        </w:rPr>
+        <w:t>_RATE}}</w:t>
+      </w:r>
+      <w:r>
+        <w:t xml:space="preserve"> % per annum at present plus Premium of </w:t>
+      </w:r>
+      <w:r>
+        <w:rPr>
+          <w:b/>
+          <w:bCs/>
+        </w:rPr>
+        <w:t>{{</w:t>
+      </w:r>
+      <w:r>
+        <w:rPr>
+          <w:b/>
+          <w:bCs/>
+        </w:rPr>
+        <w:t>EBLR_</w:t>
+      </w:r>
+      <w:r>
+        <w:rPr>
+          <w:b/>
+          <w:bCs/>
+        </w:rPr>
+        <w:t xml:space="preserve">PREMIUM_RATE}} </w:t>
+      </w:r>
+      <w:r>
+        <w:t xml:space="preserve">% at present compounded monthly/quarterly/half yearly/annually ("Spread" means the rate chargeable to the Borrower by the Bank to cover its costs and shall comprise of operating cost and capital charge. "Premium" means the rate chargeable to the Borrower by the Bank based on the yearly credit assessment/rating of the Borrower and shall comprises of credit risk premium and strategic premium) </w:t>
+      </w:r>
+    </w:p>
+    <w:p>
+      <w:pPr>
         <w:pStyle w:val="ListParagraph"/>
-        <w:numPr>
-          <w:ilvl w:val="1"/>
-          <w:numId w:val="2"/>
-        </w:numPr>
-        <w:jc w:val="both"/>
-        <w:rPr>
-          <w:b/>
-          <w:bCs/>
-        </w:rPr>
-      </w:pPr>
-      <w:r>
-        <w:rPr>
-          <w:b/>
-          <w:bCs/>
-        </w:rPr>
-        <w:t>{{INTEREST_RATE}} percentage per annum with {{INTEREST_RESTS}} rests</w:t>
+        <w:ind w:left="426"/>
+        <w:jc w:val="center"/>
+        <w:rPr>
+          <w:b/>
+          <w:bCs/>
+        </w:rPr>
+      </w:pPr>
+      <w:r>
+        <w:rPr>
+          <w:b/>
+          <w:bCs/>
+        </w:rPr>
+        <w:t>or</w:t>
       </w:r>
     </w:p>
     <w:p>
       <w:pPr>
         <w:pStyle w:val="ListParagraph"/>
-        <w:ind w:left="1800"/>
-        <w:jc w:val="center"/>
-        <w:rPr>
-          <w:b/>
-          <w:bCs/>
-        </w:rPr>
-      </w:pPr>
-      <w:r>
-        <w:rPr>
-          <w:b/>
-          <w:bCs/>
-        </w:rPr>
-        <w:t>or</w:t>
-      </w:r>
-    </w:p>
-    <w:p>
-      <w:pPr>
-        <w:pStyle w:val="ListParagraph"/>
-        <w:numPr>
-          <w:ilvl w:val="1"/>
-          <w:numId w:val="2"/>
-        </w:numPr>
-        <w:jc w:val="both"/>
-        <w:rPr>
-          <w:b/>
-          <w:bCs/>
-        </w:rPr>
-      </w:pPr>
-      <w:r>
-        <w:rPr>
-          <w:b/>
-          <w:bCs/>
-        </w:rPr>
-        <w:lastRenderedPageBreak/>
-        <w:t xml:space="preserve"> {{MCLR_RATE}} % per annum being the applicable Bank's lending rate 1 yr/2Yr/3Yr/6M/3M/1M/Overnight MCLR rate which is {{MCLR_CURRENT_RATE}} / %per annum at present plus spread of {{SPREAD_RATE}} % per annum being monthly/quarterly/Half Yearly / Annual rests </w:t>
-      </w:r>
-    </w:p>
-    <w:p>
-      <w:pPr>
-        <w:pStyle w:val="ListParagraph"/>
-        <w:ind w:left="1800"/>
-        <w:jc w:val="center"/>
-        <w:rPr>
-          <w:b/>
-          <w:bCs/>
-        </w:rPr>
-      </w:pPr>
-      <w:r>
-        <w:rPr>
-          <w:b/>
-          <w:bCs/>
-        </w:rPr>
-        <w:t>or</w:t>
-      </w:r>
-    </w:p>
-    <w:p>
-      <w:pPr>
-        <w:pStyle w:val="ListParagraph"/>
-        <w:numPr>
-          <w:ilvl w:val="1"/>
-          <w:numId w:val="2"/>
-        </w:numPr>
-        <w:jc w:val="both"/>
-        <w:rPr>
-          <w:b/>
-          <w:bCs/>
-        </w:rPr>
-      </w:pPr>
-      <w:r>
-        <w:rPr>
-          <w:b/>
-          <w:bCs/>
-        </w:rPr>
-        <w:t xml:space="preserve"> {{INTEREST_RATE}} % per annum being EBLR rate (comprising of RBI Repo Rate and Spread) which is {{EBLR_RATE}} % per annum at present plus Premium of {{PREMIUM_RATE}} % at present compounded monthly/quarterly/half yearly/ annually ("Spread" means the rate chargeable to the Borrower by the Bank to cover its costs and shall comprise of operating cost and capital charge. "Premium" means the rate chargeable to the Borrower by the Bank based on the yearly credit assessment/rating of the Borrower and shall comprise of credit risk premium and strategic premium) </w:t>
-      </w:r>
-    </w:p>
-    <w:p>
-      <w:pPr>
-        <w:pStyle w:val="ListParagraph"/>
-        <w:ind w:left="1800"/>
-        <w:jc w:val="both"/>
-        <w:rPr>
-          <w:b/>
-          <w:bCs/>
-        </w:rPr>
-      </w:pPr>
-      <w:r>
-        <w:rPr>
-          <w:b/>
-          <w:bCs/>
-          <w:u w:val="single"/>
-        </w:rPr>
-        <w:t>(strike out whichever is not applicable</w:t>
-      </w:r>
-      <w:r>
-        <w:rPr>
-          <w:b/>
-          <w:bCs/>
-        </w:rPr>
-        <w:t xml:space="preserve">) </w:t>
-      </w:r>
-    </w:p>
-    <w:p>
-      <w:pPr>
-        <w:pStyle w:val="ListParagraph"/>
-        <w:ind w:left="1800"/>
-        <w:jc w:val="center"/>
-        <w:rPr>
-          <w:b/>
-          <w:bCs/>
-        </w:rPr>
-      </w:pPr>
-      <w:r>
-        <w:rPr>
-          <w:b/>
-          <w:bCs/>
-        </w:rPr>
-        <w:t>or</w:t>
-      </w:r>
-    </w:p>
-    <w:p>
-      <w:pPr>
-        <w:pStyle w:val="ListParagraph"/>
-        <w:ind w:left="1800"/>
+        <w:ind w:left="426"/>
         <w:jc w:val="both"/>
       </w:pPr>
       <w:r>
@@ -395,7 +603,23 @@
         <w:jc w:val="both"/>
       </w:pPr>
       <w:r>
-        <w:t xml:space="preserve">The Borrower further agrees that if default shall be made in payment of three installments on due dates then the Borrower shall pay penal charges as specified in the sanction letter for each default subject to maximum of 2% p.a. plus applicable taxes from the date of such default till regularising or clearing the account/s in full as the case may be.. </w:t>
+        <w:t xml:space="preserve">The Borrower further agrees that if default shall be made in payment of three </w:t>
+      </w:r>
+      <w:proofErr w:type="spellStart"/>
+      <w:r>
+        <w:t>installments</w:t>
+      </w:r>
+      <w:proofErr w:type="spellEnd"/>
+      <w:r>
+        <w:t xml:space="preserve"> on due dates then the Borrower shall pay penal charges as specified in the sanction letter for each default subject to maximum of 2% p.a. plus applicable taxes from the date of such default till regularising or clearing the account/s in full as the case may </w:t>
+      </w:r>
+      <w:proofErr w:type="gramStart"/>
+      <w:r>
+        <w:t>be..</w:t>
+      </w:r>
+      <w:proofErr w:type="gramEnd"/>
+      <w:r>
+        <w:t xml:space="preserve"> </w:t>
       </w:r>
     </w:p>
     <w:p>
@@ -407,7 +631,23 @@
         <w:jc w:val="both"/>
       </w:pPr>
       <w:r>
-        <w:t xml:space="preserve">If default shall be made in payment of three installments on due dates then the entire amount of the loan or the balance then remaining outstanding (inclusive of penal charges) and owing to the Bank shall at once become due and payable and on demand being made by the Bank the Borrower shall repay to the Bank all moneys or liabilities then outstanding and owing to the Bank together with interest/charges (inclusive of penal charges) and all other charges and expenses. </w:t>
+        <w:t xml:space="preserve">If default shall be made in payment of three </w:t>
+      </w:r>
+      <w:proofErr w:type="spellStart"/>
+      <w:r>
+        <w:t>installments</w:t>
+      </w:r>
+      <w:proofErr w:type="spellEnd"/>
+      <w:r>
+        <w:t xml:space="preserve"> on due </w:t>
+      </w:r>
+      <w:proofErr w:type="gramStart"/>
+      <w:r>
+        <w:t>dates</w:t>
+      </w:r>
+      <w:proofErr w:type="gramEnd"/>
+      <w:r>
+        <w:t xml:space="preserve"> then the entire amount of the loan or the balance then remaining outstanding (inclusive of penal charges) and owing to the Bank shall at once become due and payable and on demand being made by the Bank the Borrower shall repay to the Bank all moneys or liabilities then outstanding and owing to the Bank together with interest/charges (inclusive of penal charges) and all other charges and expenses. </w:t>
       </w:r>
     </w:p>
     <w:p>
@@ -420,7 +660,15 @@
       </w:pPr>
       <w:r>
         <w:lastRenderedPageBreak/>
-        <w:t xml:space="preserve">The Borrower agrees to accept as conclusive proof of the correctness of any sum claimed to be due from them to the Bank under this Agreement a statement of account made out from the books of the Bank and signed by the Accountant or other duly authorised officer of the Bank without production of any voucher, document or paper and the Borrower further agrees to pay to the Bank the interest/charges accrued as per this Agreement but not actually debited to the loan account. </w:t>
+        <w:t xml:space="preserve">The Borrower agrees to accept as conclusive proof of the correctness of any sum claimed to be due from them to the Bank under this Agreement a statement of account made out from the books of the Bank and signed by the </w:t>
+      </w:r>
+      <w:proofErr w:type="gramStart"/>
+      <w:r>
+        <w:t>Accountant</w:t>
+      </w:r>
+      <w:proofErr w:type="gramEnd"/>
+      <w:r>
+        <w:t xml:space="preserve"> or other duly authorised officer of the Bank without production of any voucher, document or paper and the Borrower further agrees to pay to the Bank the interest/charges accrued as per this Agreement but not actually debited to the loan account. </w:t>
       </w:r>
     </w:p>
     <w:p>
@@ -550,7 +798,15 @@
         <w:jc w:val="both"/>
       </w:pPr>
       <w:r>
-        <w:t xml:space="preserve">Email: cgo@unionbankofindia.bank </w:t>
+        <w:t xml:space="preserve">Email: </w:t>
+      </w:r>
+      <w:proofErr w:type="spellStart"/>
+      <w:r>
+        <w:t>cgo@unionbankofindia.bank</w:t>
+      </w:r>
+      <w:proofErr w:type="spellEnd"/>
+      <w:r>
+        <w:t xml:space="preserve"> </w:t>
       </w:r>
     </w:p>
     <w:p>
@@ -1349,7 +1605,35 @@
     <w:p/>
     <w:p>
       <w:r>
-        <w:t xml:space="preserve">IN WITNESS WHEREOF the Borrower has hereto subscribe his/her/their respective hands to this Deed on this {{DAY}} day of {{MONTH}} 20{{YEAR_YY}} </w:t>
+        <w:t xml:space="preserve">IN WITNESS WHEREOF the Borrower has hereto </w:t>
+      </w:r>
+      <w:proofErr w:type="gramStart"/>
+      <w:r>
+        <w:t>subscribe</w:t>
+      </w:r>
+      <w:proofErr w:type="gramEnd"/>
+      <w:r>
+        <w:t xml:space="preserve"> his/her/their respective hands to this Deed on this </w:t>
+      </w:r>
+      <w:r>
+        <w:rPr>
+          <w:b/>
+          <w:bCs/>
+        </w:rPr>
+        <w:t>{{DAY}}</w:t>
+      </w:r>
+      <w:r>
+        <w:t xml:space="preserve"> day of </w:t>
+      </w:r>
+      <w:r>
+        <w:rPr>
+          <w:b/>
+          <w:bCs/>
+        </w:rPr>
+        <w:t>{{MONTH}} 20{{YEAR_YY}}</w:t>
+      </w:r>
+      <w:r>
+        <w:t xml:space="preserve"> </w:t>
       </w:r>
     </w:p>
     <w:p/>
@@ -1378,7 +1662,7 @@
 </file>
 
 <file path=word/endnotes.xml><?xml version="1.0" encoding="utf-8"?>
-<w:endnotes xmlns:wpc="http://schemas.microsoft.com/office/word/2010/wordprocessingCanvas" xmlns:cx="http://schemas.microsoft.com/office/drawing/2014/chartex" xmlns:cx1="http://schemas.microsoft.com/office/drawing/2015/9/8/chartex" xmlns:cx2="http://schemas.microsoft.com/office/drawing/2015/10/21/chartex" xmlns:cx3="http://schemas.microsoft.com/office/drawing/2016/5/9/chartex" xmlns:cx4="http://schemas.microsoft.com/office/drawing/2016/5/10/chartex" xmlns:cx5="http://schemas.microsoft.com/office/drawing/2016/5/11/chartex" xmlns:cx6="http://schemas.microsoft.com/office/drawing/2016/5/12/chartex" xmlns:cx7="http://schemas.microsoft.com/office/drawing/2016/5/13/chartex" xmlns:cx8="http://schemas.microsoft.com/office/drawing/2016/5/14/chartex" xmlns:mc="http://schemas.openxmlformats.org/markup-compatibility/2006" xmlns:aink="http://schemas.microsoft.com/office/drawing/2016/ink" xmlns:am3d="http://schemas.microsoft.com/office/drawing/2017/model3d" xmlns:o="urn:schemas-microsoft-com:office:office" xmlns:oel="http://schemas.microsoft.com/office/2019/extlst" xmlns:r="http://schemas.openxmlformats.org/officeDocument/2006/relationships" xmlns:m="http://schemas.openxmlformats.org/officeDocument/2006/math" xmlns:v="urn:schemas-microsoft-com:vml" xmlns:wp14="http://schemas.microsoft.com/office/word/2010/wordprocessingDrawing" xmlns:wp="http://schemas.openxmlformats.org/drawingml/2006/wordprocessingDrawing" xmlns:w10="urn:schemas-microsoft-com:office:word" xmlns:w="http://schemas.openxmlformats.org/wordprocessingml/2006/main" xmlns:w14="http://schemas.microsoft.com/office/word/2010/wordml" xmlns:w15="http://schemas.microsoft.com/office/word/2012/wordml" xmlns:w16cei="http://schemas.microsoft.com/office/word/2026/wordml/cei" xmlns:w16cex="http://schemas.microsoft.com/office/word/2018/wordml/cex" xmlns:w16cid="http://schemas.microsoft.com/office/word/2016/wordml/cid" xmlns:w16="http://schemas.microsoft.com/office/word/2018/wordml" xmlns:w16du="http://schemas.microsoft.com/office/word/2023/wordml/word16du" xmlns:w16sdtdh="http://schemas.microsoft.com/office/word/2020/wordml/sdtdatahash" xmlns:w16sdtfl="http://schemas.microsoft.com/office/word/2024/wordml/sdtformatlock" xmlns:w16se="http://schemas.microsoft.com/office/word/2015/wordml/symex" xmlns:wpg="http://schemas.microsoft.com/office/word/2010/wordprocessingGroup" xmlns:wpi="http://schemas.microsoft.com/office/word/2010/wordprocessingInk" xmlns:wne="http://schemas.microsoft.com/office/word/2006/wordml" xmlns:wps="http://schemas.microsoft.com/office/word/2010/wordprocessingShape" mc:Ignorable="w14 w15 w16se w16cid w16 w16cex w16sdtdh w16sdtfl w16du wp14">
+<w:endnotes xmlns:wpc="http://schemas.microsoft.com/office/word/2010/wordprocessingCanvas" xmlns:cx="http://schemas.microsoft.com/office/drawing/2014/chartex" xmlns:cx1="http://schemas.microsoft.com/office/drawing/2015/9/8/chartex" xmlns:cx2="http://schemas.microsoft.com/office/drawing/2015/10/21/chartex" xmlns:cx3="http://schemas.microsoft.com/office/drawing/2016/5/9/chartex" xmlns:cx4="http://schemas.microsoft.com/office/drawing/2016/5/10/chartex" xmlns:cx5="http://schemas.microsoft.com/office/drawing/2016/5/11/chartex" xmlns:cx6="http://schemas.microsoft.com/office/drawing/2016/5/12/chartex" xmlns:cx7="http://schemas.microsoft.com/office/drawing/2016/5/13/chartex" xmlns:cx8="http://schemas.microsoft.com/office/drawing/2016/5/14/chartex" xmlns:mc="http://schemas.openxmlformats.org/markup-compatibility/2006" xmlns:aink="http://schemas.microsoft.com/office/drawing/2016/ink" xmlns:am3d="http://schemas.microsoft.com/office/drawing/2017/model3d" xmlns:o="urn:schemas-microsoft-com:office:office" xmlns:oel="http://schemas.microsoft.com/office/2019/extlst" xmlns:r="http://schemas.openxmlformats.org/officeDocument/2006/relationships" xmlns:m="http://schemas.openxmlformats.org/officeDocument/2006/math" xmlns:v="urn:schemas-microsoft-com:vml" xmlns:wp14="http://schemas.microsoft.com/office/word/2010/wordprocessingDrawing" xmlns:wp="http://schemas.openxmlformats.org/drawingml/2006/wordprocessingDrawing" xmlns:w10="urn:schemas-microsoft-com:office:word" xmlns:w="http://schemas.openxmlformats.org/wordprocessingml/2006/main" xmlns:w14="http://schemas.microsoft.com/office/word/2010/wordml" xmlns:w15="http://schemas.microsoft.com/office/word/2012/wordml" xmlns:w16cex="http://schemas.microsoft.com/office/word/2018/wordml/cex" xmlns:w16cid="http://schemas.microsoft.com/office/word/2016/wordml/cid" xmlns:w16="http://schemas.microsoft.com/office/word/2018/wordml" xmlns:w16du="http://schemas.microsoft.com/office/word/2023/wordml/word16du" xmlns:w16sdtdh="http://schemas.microsoft.com/office/word/2020/wordml/sdtdatahash" xmlns:w16sdtfl="http://schemas.microsoft.com/office/word/2024/wordml/sdtformatlock" xmlns:w16se="http://schemas.microsoft.com/office/word/2015/wordml/symex" xmlns:wpg="http://schemas.microsoft.com/office/word/2010/wordprocessingGroup" xmlns:wpi="http://schemas.microsoft.com/office/word/2010/wordprocessingInk" xmlns:wne="http://schemas.microsoft.com/office/word/2006/wordml" xmlns:wps="http://schemas.microsoft.com/office/word/2010/wordprocessingShape" mc:Ignorable="w14 w15 w16se w16cid w16 w16cex w16sdtdh w16sdtfl w16du wp14">
   <w:endnote w:type="separator" w:id="-1">
     <w:p>
       <w:pPr>
@@ -1403,7 +1687,7 @@
 </file>
 
 <file path=word/footer1.xml><?xml version="1.0" encoding="utf-8"?>
-<w:ftr xmlns:wpc="http://schemas.microsoft.com/office/word/2010/wordprocessingCanvas" xmlns:cx="http://schemas.microsoft.com/office/drawing/2014/chartex" xmlns:cx1="http://schemas.microsoft.com/office/drawing/2015/9/8/chartex" xmlns:cx2="http://schemas.microsoft.com/office/drawing/2015/10/21/chartex" xmlns:cx3="http://schemas.microsoft.com/office/drawing/2016/5/9/chartex" xmlns:cx4="http://schemas.microsoft.com/office/drawing/2016/5/10/chartex" xmlns:cx5="http://schemas.microsoft.com/office/drawing/2016/5/11/chartex" xmlns:cx6="http://schemas.microsoft.com/office/drawing/2016/5/12/chartex" xmlns:cx7="http://schemas.microsoft.com/office/drawing/2016/5/13/chartex" xmlns:cx8="http://schemas.microsoft.com/office/drawing/2016/5/14/chartex" xmlns:mc="http://schemas.openxmlformats.org/markup-compatibility/2006" xmlns:aink="http://schemas.microsoft.com/office/drawing/2016/ink" xmlns:am3d="http://schemas.microsoft.com/office/drawing/2017/model3d" xmlns:o="urn:schemas-microsoft-com:office:office" xmlns:oel="http://schemas.microsoft.com/office/2019/extlst" xmlns:r="http://schemas.openxmlformats.org/officeDocument/2006/relationships" xmlns:m="http://schemas.openxmlformats.org/officeDocument/2006/math" xmlns:v="urn:schemas-microsoft-com:vml" xmlns:wp14="http://schemas.microsoft.com/office/word/2010/wordprocessingDrawing" xmlns:wp="http://schemas.openxmlformats.org/drawingml/2006/wordprocessingDrawing" xmlns:w10="urn:schemas-microsoft-com:office:word" xmlns:w="http://schemas.openxmlformats.org/wordprocessingml/2006/main" xmlns:w14="http://schemas.microsoft.com/office/word/2010/wordml" xmlns:w15="http://schemas.microsoft.com/office/word/2012/wordml" xmlns:w16cei="http://schemas.microsoft.com/office/word/2026/wordml/cei" xmlns:w16cex="http://schemas.microsoft.com/office/word/2018/wordml/cex" xmlns:w16cid="http://schemas.microsoft.com/office/word/2016/wordml/cid" xmlns:w16="http://schemas.microsoft.com/office/word/2018/wordml" xmlns:w16du="http://schemas.microsoft.com/office/word/2023/wordml/word16du" xmlns:w16sdtdh="http://schemas.microsoft.com/office/word/2020/wordml/sdtdatahash" xmlns:w16sdtfl="http://schemas.microsoft.com/office/word/2024/wordml/sdtformatlock" xmlns:w16se="http://schemas.microsoft.com/office/word/2015/wordml/symex" xmlns:wpg="http://schemas.microsoft.com/office/word/2010/wordprocessingGroup" xmlns:wpi="http://schemas.microsoft.com/office/word/2010/wordprocessingInk" xmlns:wne="http://schemas.microsoft.com/office/word/2006/wordml" xmlns:wps="http://schemas.microsoft.com/office/word/2010/wordprocessingShape" mc:Ignorable="w14 w15 w16se w16cid w16 w16cex w16sdtdh w16sdtfl w16du wp14">
+<w:ftr xmlns:wpc="http://schemas.microsoft.com/office/word/2010/wordprocessingCanvas" xmlns:cx="http://schemas.microsoft.com/office/drawing/2014/chartex" xmlns:cx1="http://schemas.microsoft.com/office/drawing/2015/9/8/chartex" xmlns:cx2="http://schemas.microsoft.com/office/drawing/2015/10/21/chartex" xmlns:cx3="http://schemas.microsoft.com/office/drawing/2016/5/9/chartex" xmlns:cx4="http://schemas.microsoft.com/office/drawing/2016/5/10/chartex" xmlns:cx5="http://schemas.microsoft.com/office/drawing/2016/5/11/chartex" xmlns:cx6="http://schemas.microsoft.com/office/drawing/2016/5/12/chartex" xmlns:cx7="http://schemas.microsoft.com/office/drawing/2016/5/13/chartex" xmlns:cx8="http://schemas.microsoft.com/office/drawing/2016/5/14/chartex" xmlns:mc="http://schemas.openxmlformats.org/markup-compatibility/2006" xmlns:aink="http://schemas.microsoft.com/office/drawing/2016/ink" xmlns:am3d="http://schemas.microsoft.com/office/drawing/2017/model3d" xmlns:o="urn:schemas-microsoft-com:office:office" xmlns:oel="http://schemas.microsoft.com/office/2019/extlst" xmlns:r="http://schemas.openxmlformats.org/officeDocument/2006/relationships" xmlns:m="http://schemas.openxmlformats.org/officeDocument/2006/math" xmlns:v="urn:schemas-microsoft-com:vml" xmlns:wp14="http://schemas.microsoft.com/office/word/2010/wordprocessingDrawing" xmlns:wp="http://schemas.openxmlformats.org/drawingml/2006/wordprocessingDrawing" xmlns:w10="urn:schemas-microsoft-com:office:word" xmlns:w="http://schemas.openxmlformats.org/wordprocessingml/2006/main" xmlns:w14="http://schemas.microsoft.com/office/word/2010/wordml" xmlns:w15="http://schemas.microsoft.com/office/word/2012/wordml" xmlns:w16cex="http://schemas.microsoft.com/office/word/2018/wordml/cex" xmlns:w16cid="http://schemas.microsoft.com/office/word/2016/wordml/cid" xmlns:w16="http://schemas.microsoft.com/office/word/2018/wordml" xmlns:w16du="http://schemas.microsoft.com/office/word/2023/wordml/word16du" xmlns:w16sdtdh="http://schemas.microsoft.com/office/word/2020/wordml/sdtdatahash" xmlns:w16sdtfl="http://schemas.microsoft.com/office/word/2024/wordml/sdtformatlock" xmlns:w16se="http://schemas.microsoft.com/office/word/2015/wordml/symex" xmlns:wpg="http://schemas.microsoft.com/office/word/2010/wordprocessingGroup" xmlns:wpi="http://schemas.microsoft.com/office/word/2010/wordprocessingInk" xmlns:wne="http://schemas.microsoft.com/office/word/2006/wordml" xmlns:wps="http://schemas.microsoft.com/office/word/2010/wordprocessingShape" mc:Ignorable="w14 w15 w16se w16cid w16 w16cex w16sdtdh w16sdtfl w16du wp14">
   <w:sdt>
     <w:sdtPr>
       <w:id w:val="2016412"/>
@@ -1470,7 +1754,7 @@
 </file>
 
 <file path=word/footnotes.xml><?xml version="1.0" encoding="utf-8"?>
-<w:footnotes xmlns:wpc="http://schemas.microsoft.com/office/word/2010/wordprocessingCanvas" xmlns:cx="http://schemas.microsoft.com/office/drawing/2014/chartex" xmlns:cx1="http://schemas.microsoft.com/office/drawing/2015/9/8/chartex" xmlns:cx2="http://schemas.microsoft.com/office/drawing/2015/10/21/chartex" xmlns:cx3="http://schemas.microsoft.com/office/drawing/2016/5/9/chartex" xmlns:cx4="http://schemas.microsoft.com/office/drawing/2016/5/10/chartex" xmlns:cx5="http://schemas.microsoft.com/office/drawing/2016/5/11/chartex" xmlns:cx6="http://schemas.microsoft.com/office/drawing/2016/5/12/chartex" xmlns:cx7="http://schemas.microsoft.com/office/drawing/2016/5/13/chartex" xmlns:cx8="http://schemas.microsoft.com/office/drawing/2016/5/14/chartex" xmlns:mc="http://schemas.openxmlformats.org/markup-compatibility/2006" xmlns:aink="http://schemas.microsoft.com/office/drawing/2016/ink" xmlns:am3d="http://schemas.microsoft.com/office/drawing/2017/model3d" xmlns:o="urn:schemas-microsoft-com:office:office" xmlns:oel="http://schemas.microsoft.com/office/2019/extlst" xmlns:r="http://schemas.openxmlformats.org/officeDocument/2006/relationships" xmlns:m="http://schemas.openxmlformats.org/officeDocument/2006/math" xmlns:v="urn:schemas-microsoft-com:vml" xmlns:wp14="http://schemas.microsoft.com/office/word/2010/wordprocessingDrawing" xmlns:wp="http://schemas.openxmlformats.org/drawingml/2006/wordprocessingDrawing" xmlns:w10="urn:schemas-microsoft-com:office:word" xmlns:w="http://schemas.openxmlformats.org/wordprocessingml/2006/main" xmlns:w14="http://schemas.microsoft.com/office/word/2010/wordml" xmlns:w15="http://schemas.microsoft.com/office/word/2012/wordml" xmlns:w16cei="http://schemas.microsoft.com/office/word/2026/wordml/cei" xmlns:w16cex="http://schemas.microsoft.com/office/word/2018/wordml/cex" xmlns:w16cid="http://schemas.microsoft.com/office/word/2016/wordml/cid" xmlns:w16="http://schemas.microsoft.com/office/word/2018/wordml" xmlns:w16du="http://schemas.microsoft.com/office/word/2023/wordml/word16du" xmlns:w16sdtdh="http://schemas.microsoft.com/office/word/2020/wordml/sdtdatahash" xmlns:w16sdtfl="http://schemas.microsoft.com/office/word/2024/wordml/sdtformatlock" xmlns:w16se="http://schemas.microsoft.com/office/word/2015/wordml/symex" xmlns:wpg="http://schemas.microsoft.com/office/word/2010/wordprocessingGroup" xmlns:wpi="http://schemas.microsoft.com/office/word/2010/wordprocessingInk" xmlns:wne="http://schemas.microsoft.com/office/word/2006/wordml" xmlns:wps="http://schemas.microsoft.com/office/word/2010/wordprocessingShape" mc:Ignorable="w14 w15 w16se w16cid w16 w16cex w16sdtdh w16sdtfl w16du wp14">
+<w:footnotes xmlns:wpc="http://schemas.microsoft.com/office/word/2010/wordprocessingCanvas" xmlns:cx="http://schemas.microsoft.com/office/drawing/2014/chartex" xmlns:cx1="http://schemas.microsoft.com/office/drawing/2015/9/8/chartex" xmlns:cx2="http://schemas.microsoft.com/office/drawing/2015/10/21/chartex" xmlns:cx3="http://schemas.microsoft.com/office/drawing/2016/5/9/chartex" xmlns:cx4="http://schemas.microsoft.com/office/drawing/2016/5/10/chartex" xmlns:cx5="http://schemas.microsoft.com/office/drawing/2016/5/11/chartex" xmlns:cx6="http://schemas.microsoft.com/office/drawing/2016/5/12/chartex" xmlns:cx7="http://schemas.microsoft.com/office/drawing/2016/5/13/chartex" xmlns:cx8="http://schemas.microsoft.com/office/drawing/2016/5/14/chartex" xmlns:mc="http://schemas.openxmlformats.org/markup-compatibility/2006" xmlns:aink="http://schemas.microsoft.com/office/drawing/2016/ink" xmlns:am3d="http://schemas.microsoft.com/office/drawing/2017/model3d" xmlns:o="urn:schemas-microsoft-com:office:office" xmlns:oel="http://schemas.microsoft.com/office/2019/extlst" xmlns:r="http://schemas.openxmlformats.org/officeDocument/2006/relationships" xmlns:m="http://schemas.openxmlformats.org/officeDocument/2006/math" xmlns:v="urn:schemas-microsoft-com:vml" xmlns:wp14="http://schemas.microsoft.com/office/word/2010/wordprocessingDrawing" xmlns:wp="http://schemas.openxmlformats.org/drawingml/2006/wordprocessingDrawing" xmlns:w10="urn:schemas-microsoft-com:office:word" xmlns:w="http://schemas.openxmlformats.org/wordprocessingml/2006/main" xmlns:w14="http://schemas.microsoft.com/office/word/2010/wordml" xmlns:w15="http://schemas.microsoft.com/office/word/2012/wordml" xmlns:w16cex="http://schemas.microsoft.com/office/word/2018/wordml/cex" xmlns:w16cid="http://schemas.microsoft.com/office/word/2016/wordml/cid" xmlns:w16="http://schemas.microsoft.com/office/word/2018/wordml" xmlns:w16du="http://schemas.microsoft.com/office/word/2023/wordml/word16du" xmlns:w16sdtdh="http://schemas.microsoft.com/office/word/2020/wordml/sdtdatahash" xmlns:w16sdtfl="http://schemas.microsoft.com/office/word/2024/wordml/sdtformatlock" xmlns:w16se="http://schemas.microsoft.com/office/word/2015/wordml/symex" xmlns:wpg="http://schemas.microsoft.com/office/word/2010/wordprocessingGroup" xmlns:wpi="http://schemas.microsoft.com/office/word/2010/wordprocessingInk" xmlns:wne="http://schemas.microsoft.com/office/word/2006/wordml" xmlns:wps="http://schemas.microsoft.com/office/word/2010/wordprocessingShape" mc:Ignorable="w14 w15 w16se w16cid w16 w16cex w16sdtdh w16sdtfl w16du wp14">
   <w:footnote w:type="separator" w:id="-1">
     <w:p>
       <w:pPr>
@@ -1495,7 +1779,7 @@
 </file>
 
 <file path=word/numbering.xml><?xml version="1.0" encoding="utf-8"?>
-<w:numbering xmlns:wpc="http://schemas.microsoft.com/office/word/2010/wordprocessingCanvas" xmlns:cx="http://schemas.microsoft.com/office/drawing/2014/chartex" xmlns:cx1="http://schemas.microsoft.com/office/drawing/2015/9/8/chartex" xmlns:cx2="http://schemas.microsoft.com/office/drawing/2015/10/21/chartex" xmlns:cx3="http://schemas.microsoft.com/office/drawing/2016/5/9/chartex" xmlns:cx4="http://schemas.microsoft.com/office/drawing/2016/5/10/chartex" xmlns:cx5="http://schemas.microsoft.com/office/drawing/2016/5/11/chartex" xmlns:cx6="http://schemas.microsoft.com/office/drawing/2016/5/12/chartex" xmlns:cx7="http://schemas.microsoft.com/office/drawing/2016/5/13/chartex" xmlns:cx8="http://schemas.microsoft.com/office/drawing/2016/5/14/chartex" xmlns:mc="http://schemas.openxmlformats.org/markup-compatibility/2006" xmlns:aink="http://schemas.microsoft.com/office/drawing/2016/ink" xmlns:am3d="http://schemas.microsoft.com/office/drawing/2017/model3d" xmlns:o="urn:schemas-microsoft-com:office:office" xmlns:oel="http://schemas.microsoft.com/office/2019/extlst" xmlns:r="http://schemas.openxmlformats.org/officeDocument/2006/relationships" xmlns:m="http://schemas.openxmlformats.org/officeDocument/2006/math" xmlns:v="urn:schemas-microsoft-com:vml" xmlns:wp14="http://schemas.microsoft.com/office/word/2010/wordprocessingDrawing" xmlns:wp="http://schemas.openxmlformats.org/drawingml/2006/wordprocessingDrawing" xmlns:w10="urn:schemas-microsoft-com:office:word" xmlns:w="http://schemas.openxmlformats.org/wordprocessingml/2006/main" xmlns:w14="http://schemas.microsoft.com/office/word/2010/wordml" xmlns:w15="http://schemas.microsoft.com/office/word/2012/wordml" xmlns:w16cei="http://schemas.microsoft.com/office/word/2026/wordml/cei" xmlns:w16cex="http://schemas.microsoft.com/office/word/2018/wordml/cex" xmlns:w16cid="http://schemas.microsoft.com/office/word/2016/wordml/cid" xmlns:w16="http://schemas.microsoft.com/office/word/2018/wordml" xmlns:w16du="http://schemas.microsoft.com/office/word/2023/wordml/word16du" xmlns:w16sdtdh="http://schemas.microsoft.com/office/word/2020/wordml/sdtdatahash" xmlns:w16sdtfl="http://schemas.microsoft.com/office/word/2024/wordml/sdtformatlock" xmlns:w16se="http://schemas.microsoft.com/office/word/2015/wordml/symex" xmlns:wpg="http://schemas.microsoft.com/office/word/2010/wordprocessingGroup" xmlns:wpi="http://schemas.microsoft.com/office/word/2010/wordprocessingInk" xmlns:wne="http://schemas.microsoft.com/office/word/2006/wordml" xmlns:wps="http://schemas.microsoft.com/office/word/2010/wordprocessingShape" mc:Ignorable="w14 w15 w16se w16cid w16 w16cex w16sdtdh w16sdtfl w16du wp14">
+<w:numbering xmlns:wpc="http://schemas.microsoft.com/office/word/2010/wordprocessingCanvas" xmlns:cx="http://schemas.microsoft.com/office/drawing/2014/chartex" xmlns:cx1="http://schemas.microsoft.com/office/drawing/2015/9/8/chartex" xmlns:cx2="http://schemas.microsoft.com/office/drawing/2015/10/21/chartex" xmlns:cx3="http://schemas.microsoft.com/office/drawing/2016/5/9/chartex" xmlns:cx4="http://schemas.microsoft.com/office/drawing/2016/5/10/chartex" xmlns:cx5="http://schemas.microsoft.com/office/drawing/2016/5/11/chartex" xmlns:cx6="http://schemas.microsoft.com/office/drawing/2016/5/12/chartex" xmlns:cx7="http://schemas.microsoft.com/office/drawing/2016/5/13/chartex" xmlns:cx8="http://schemas.microsoft.com/office/drawing/2016/5/14/chartex" xmlns:mc="http://schemas.openxmlformats.org/markup-compatibility/2006" xmlns:aink="http://schemas.microsoft.com/office/drawing/2016/ink" xmlns:am3d="http://schemas.microsoft.com/office/drawing/2017/model3d" xmlns:o="urn:schemas-microsoft-com:office:office" xmlns:oel="http://schemas.microsoft.com/office/2019/extlst" xmlns:r="http://schemas.openxmlformats.org/officeDocument/2006/relationships" xmlns:m="http://schemas.openxmlformats.org/officeDocument/2006/math" xmlns:v="urn:schemas-microsoft-com:vml" xmlns:wp14="http://schemas.microsoft.com/office/word/2010/wordprocessingDrawing" xmlns:wp="http://schemas.openxmlformats.org/drawingml/2006/wordprocessingDrawing" xmlns:w10="urn:schemas-microsoft-com:office:word" xmlns:w="http://schemas.openxmlformats.org/wordprocessingml/2006/main" xmlns:w14="http://schemas.microsoft.com/office/word/2010/wordml" xmlns:w15="http://schemas.microsoft.com/office/word/2012/wordml" xmlns:w16cex="http://schemas.microsoft.com/office/word/2018/wordml/cex" xmlns:w16cid="http://schemas.microsoft.com/office/word/2016/wordml/cid" xmlns:w16="http://schemas.microsoft.com/office/word/2018/wordml" xmlns:w16du="http://schemas.microsoft.com/office/word/2023/wordml/word16du" xmlns:w16sdtdh="http://schemas.microsoft.com/office/word/2020/wordml/sdtdatahash" xmlns:w16sdtfl="http://schemas.microsoft.com/office/word/2024/wordml/sdtformatlock" xmlns:w16se="http://schemas.microsoft.com/office/word/2015/wordml/symex" xmlns:wpg="http://schemas.microsoft.com/office/word/2010/wordprocessingGroup" xmlns:wpi="http://schemas.microsoft.com/office/word/2010/wordprocessingInk" xmlns:wne="http://schemas.microsoft.com/office/word/2006/wordml" xmlns:wps="http://schemas.microsoft.com/office/word/2010/wordprocessingShape" mc:Ignorable="w14 w15 w16se w16cid w16 w16cex w16sdtdh w16sdtfl w16du wp14">
   <w:abstractNum w:abstractNumId="0" w15:restartNumberingAfterBreak="0">
     <w:nsid w:val="05C50D8D"/>
     <w:multiLevelType w:val="multilevel"/>
